--- a/作品设计报告-final.docx
+++ b/作品设计报告-final.docx
@@ -879,6 +879,7 @@
         <w:spacing w:after="60" w:line="300" w:lineRule="auto"/>
         <w:ind w:left="360" w:hanging="360"/>
         <w:rPr>
+          <w:rFonts w:hint="eastAsia"/>
           <w:sz w:val="24"/>
           <w:szCs w:val="28"/>
           <w:lang w:eastAsia="zh-CN"/>
@@ -910,6 +911,7 @@
         <w:spacing w:after="60" w:line="300" w:lineRule="auto"/>
         <w:ind w:left="360" w:hanging="360"/>
         <w:rPr>
+          <w:rFonts w:hint="eastAsia"/>
           <w:sz w:val="24"/>
           <w:szCs w:val="28"/>
           <w:lang w:eastAsia="zh-CN"/>
@@ -1042,7 +1044,6 @@
         <w:spacing w:after="120" w:line="300" w:lineRule="auto"/>
         <w:ind w:firstLine="420"/>
         <w:rPr>
-          <w:rFonts w:hint="eastAsia"/>
           <w:sz w:val="24"/>
           <w:szCs w:val="28"/>
         </w:rPr>
@@ -1525,7 +1526,7 @@
         <w:snapToGrid w:val="0"/>
         <w:spacing w:line="300" w:lineRule="auto"/>
         <w:rPr>
-          <w:rFonts w:ascii="楷体_GB2312" w:eastAsia="楷体_GB2312" w:hAnsi="Times New Roman" w:hint="eastAsia"/>
+          <w:rFonts w:ascii="楷体_GB2312" w:eastAsia="楷体_GB2312" w:hAnsi="Times New Roman"/>
           <w:bCs/>
           <w:sz w:val="28"/>
           <w:szCs w:val="28"/>
@@ -2271,7 +2272,7 @@
         <w:snapToGrid w:val="0"/>
         <w:spacing w:line="300" w:lineRule="auto"/>
         <w:rPr>
-          <w:rFonts w:ascii="楷体_GB2312" w:eastAsia="楷体_GB2312" w:hAnsi="Times New Roman" w:hint="eastAsia"/>
+          <w:rFonts w:ascii="楷体_GB2312" w:eastAsia="楷体_GB2312" w:hAnsi="Times New Roman"/>
           <w:bCs/>
           <w:sz w:val="28"/>
           <w:szCs w:val="28"/>
@@ -2428,7 +2429,7 @@
         <w:spacing w:after="120" w:line="300" w:lineRule="auto"/>
         <w:ind w:firstLine="420"/>
         <w:rPr>
-          <w:rFonts w:ascii="宋体" w:hAnsi="宋体"/>
+          <w:rFonts w:ascii="宋体" w:hAnsi="宋体" w:hint="eastAsia"/>
           <w:sz w:val="24"/>
           <w:szCs w:val="28"/>
         </w:rPr>
@@ -2483,7 +2484,6 @@
         <w:spacing w:after="120" w:line="300" w:lineRule="auto"/>
         <w:ind w:firstLine="420"/>
         <w:rPr>
-          <w:rFonts w:hint="eastAsia"/>
           <w:sz w:val="24"/>
           <w:szCs w:val="28"/>
         </w:rPr>
@@ -2951,7 +2951,7 @@
         <w:spacing w:after="120" w:line="300" w:lineRule="auto"/>
         <w:ind w:firstLine="420"/>
         <w:rPr>
-          <w:rFonts w:ascii="宋体" w:hAnsi="宋体"/>
+          <w:rFonts w:ascii="宋体" w:hAnsi="宋体" w:hint="eastAsia"/>
           <w:sz w:val="24"/>
           <w:szCs w:val="28"/>
         </w:rPr>
@@ -3150,7 +3150,7 @@
         <w:snapToGrid w:val="0"/>
         <w:spacing w:line="300" w:lineRule="auto"/>
         <w:rPr>
-          <w:rFonts w:ascii="楷体_GB2312" w:eastAsia="楷体_GB2312" w:hAnsi="Times New Roman" w:hint="eastAsia"/>
+          <w:rFonts w:ascii="楷体_GB2312" w:eastAsia="楷体_GB2312" w:hAnsi="Times New Roman"/>
           <w:bCs/>
           <w:sz w:val="36"/>
           <w:szCs w:val="36"/>
@@ -3164,7 +3164,7 @@
         <w:snapToGrid w:val="0"/>
         <w:spacing w:line="300" w:lineRule="auto"/>
         <w:rPr>
-          <w:rFonts w:ascii="楷体_GB2312" w:eastAsia="楷体_GB2312" w:hAnsi="Times New Roman" w:hint="eastAsia"/>
+          <w:rFonts w:ascii="楷体_GB2312" w:eastAsia="楷体_GB2312" w:hAnsi="Times New Roman"/>
           <w:bCs/>
           <w:sz w:val="36"/>
           <w:szCs w:val="36"/>
@@ -3228,7 +3228,7 @@
         <w:snapToGrid w:val="0"/>
         <w:spacing w:line="300" w:lineRule="auto"/>
         <w:rPr>
-          <w:rFonts w:ascii="楷体_GB2312" w:eastAsia="楷体_GB2312" w:hAnsi="Times New Roman" w:hint="eastAsia"/>
+          <w:rFonts w:ascii="楷体_GB2312" w:eastAsia="楷体_GB2312" w:hAnsi="Times New Roman"/>
           <w:bCs/>
           <w:sz w:val="36"/>
           <w:szCs w:val="36"/>
@@ -3242,7 +3242,7 @@
         <w:snapToGrid w:val="0"/>
         <w:spacing w:line="300" w:lineRule="auto"/>
         <w:rPr>
-          <w:rFonts w:ascii="楷体_GB2312" w:eastAsia="楷体_GB2312" w:hAnsi="Times New Roman" w:hint="eastAsia"/>
+          <w:rFonts w:ascii="楷体_GB2312" w:eastAsia="楷体_GB2312" w:hAnsi="Times New Roman"/>
           <w:bCs/>
           <w:sz w:val="36"/>
           <w:szCs w:val="36"/>
@@ -3529,11 +3529,12 @@
         <w:rPr>
           <w:rFonts w:ascii="楷体_GB2312" w:eastAsia="楷体_GB2312" w:hAnsi="Times New Roman"/>
           <w:bCs/>
+          <w:noProof/>
           <w:sz w:val="36"/>
           <w:szCs w:val="36"/>
         </w:rPr>
         <w:drawing>
-          <wp:anchor distT="0" distB="0" distL="114300" distR="114300" simplePos="0" relativeHeight="251665408" behindDoc="0" locked="0" layoutInCell="1" allowOverlap="1" wp14:anchorId="51128609" wp14:editId="3A792C91">
+          <wp:anchor distT="0" distB="0" distL="114300" distR="114300" simplePos="0" relativeHeight="251665408" behindDoc="0" locked="0" layoutInCell="1" allowOverlap="1" wp14:anchorId="51128609" wp14:editId="6C458A87">
             <wp:simplePos x="0" y="0"/>
             <wp:positionH relativeFrom="column">
               <wp:posOffset>635</wp:posOffset>
@@ -3590,7 +3591,7 @@
         <w:snapToGrid w:val="0"/>
         <w:spacing w:line="300" w:lineRule="auto"/>
         <w:rPr>
-          <w:rFonts w:ascii="宋体" w:hAnsi="宋体"/>
+          <w:rFonts w:ascii="宋体" w:hAnsi="宋体" w:hint="eastAsia"/>
           <w:sz w:val="24"/>
           <w:szCs w:val="28"/>
         </w:rPr>
@@ -3603,7 +3604,7 @@
         <w:snapToGrid w:val="0"/>
         <w:spacing w:line="300" w:lineRule="auto"/>
         <w:rPr>
-          <w:rFonts w:ascii="楷体_GB2312" w:eastAsia="楷体_GB2312" w:hAnsi="Times New Roman" w:hint="eastAsia"/>
+          <w:rFonts w:ascii="楷体_GB2312" w:eastAsia="楷体_GB2312" w:hAnsi="Times New Roman"/>
           <w:bCs/>
           <w:sz w:val="36"/>
           <w:szCs w:val="36"/>
@@ -3828,6 +3829,7 @@
         <w:rPr>
           <w:rFonts w:ascii="楷体_GB2312" w:eastAsia="楷体_GB2312" w:hAnsi="Times New Roman"/>
           <w:bCs/>
+          <w:noProof/>
           <w:sz w:val="36"/>
           <w:szCs w:val="36"/>
         </w:rPr>
@@ -4043,7 +4045,7 @@
         <w:snapToGrid w:val="0"/>
         <w:spacing w:line="300" w:lineRule="auto"/>
         <w:rPr>
-          <w:rFonts w:ascii="楷体_GB2312" w:eastAsia="楷体_GB2312" w:hAnsi="Times New Roman" w:hint="eastAsia"/>
+          <w:rFonts w:ascii="楷体_GB2312" w:eastAsia="楷体_GB2312" w:hAnsi="Times New Roman"/>
           <w:bCs/>
           <w:sz w:val="36"/>
           <w:szCs w:val="36"/>
@@ -4055,15 +4057,7 @@
           <w:sz w:val="24"/>
           <w:szCs w:val="28"/>
         </w:rPr>
-        <w:t>字符口令匹配但行为口令不匹配</w:t>
-      </w:r>
-      <w:r>
-        <w:rPr>
-          <w:rFonts w:ascii="宋体" w:hAnsi="宋体" w:hint="eastAsia"/>
-          <w:sz w:val="24"/>
-          <w:szCs w:val="28"/>
-        </w:rPr>
-        <w:t>：</w:t>
+        <w:t>字符口令匹配但行为口令不匹配：</w:t>
       </w:r>
     </w:p>
     <w:p>
@@ -4294,11 +4288,12 @@
         <w:rPr>
           <w:rFonts w:ascii="楷体_GB2312" w:eastAsia="楷体_GB2312" w:hAnsi="Times New Roman"/>
           <w:bCs/>
+          <w:noProof/>
           <w:sz w:val="36"/>
           <w:szCs w:val="36"/>
         </w:rPr>
         <w:drawing>
-          <wp:anchor distT="0" distB="0" distL="114300" distR="114300" simplePos="0" relativeHeight="251666432" behindDoc="0" locked="0" layoutInCell="1" allowOverlap="1" wp14:anchorId="75B67B87" wp14:editId="68F1B80B">
+          <wp:anchor distT="0" distB="0" distL="114300" distR="114300" simplePos="0" relativeHeight="251666432" behindDoc="0" locked="0" layoutInCell="1" allowOverlap="1" wp14:anchorId="75B67B87" wp14:editId="7BFB219D">
             <wp:simplePos x="0" y="0"/>
             <wp:positionH relativeFrom="margin">
               <wp:align>left</wp:align>
@@ -4495,7 +4490,7 @@
         <w:snapToGrid w:val="0"/>
         <w:spacing w:line="300" w:lineRule="auto"/>
         <w:rPr>
-          <w:rFonts w:ascii="楷体_GB2312" w:eastAsia="楷体_GB2312" w:hAnsi="Times New Roman" w:hint="eastAsia"/>
+          <w:rFonts w:ascii="楷体_GB2312" w:eastAsia="楷体_GB2312" w:hAnsi="Times New Roman"/>
           <w:bCs/>
           <w:sz w:val="36"/>
           <w:szCs w:val="36"/>
@@ -4697,16 +4692,16 @@
               <w:spacing w:line="300" w:lineRule="auto"/>
               <w:jc w:val="center"/>
               <w:rPr>
-                <w:rFonts w:ascii="宋体" w:hAnsi="宋体"/>
-                <w:sz w:val="24"/>
-                <w:szCs w:val="32"/>
-              </w:rPr>
-            </w:pPr>
-            <w:r>
-              <w:rPr>
                 <w:rFonts w:ascii="宋体" w:hAnsi="宋体" w:hint="eastAsia"/>
                 <w:sz w:val="24"/>
                 <w:szCs w:val="32"/>
+              </w:rPr>
+            </w:pPr>
+            <w:r>
+              <w:rPr>
+                <w:rFonts w:ascii="宋体" w:hAnsi="宋体" w:hint="eastAsia"/>
+                <w:sz w:val="24"/>
+                <w:szCs w:val="32"/>
                 <w:lang w:eastAsia="zh-CN"/>
               </w:rPr>
               <w:t>口令存储方式</w:t>
@@ -4722,7 +4717,7 @@
             <w:pPr>
               <w:spacing w:line="300" w:lineRule="auto"/>
               <w:rPr>
-                <w:rFonts w:ascii="宋体" w:hAnsi="宋体"/>
+                <w:rFonts w:ascii="宋体" w:hAnsi="宋体" w:hint="eastAsia"/>
                 <w:sz w:val="24"/>
                 <w:szCs w:val="32"/>
               </w:rPr>
@@ -4777,7 +4772,6 @@
             <w:pPr>
               <w:spacing w:line="300" w:lineRule="auto"/>
               <w:rPr>
-                <w:rFonts w:hint="eastAsia"/>
                 <w:sz w:val="24"/>
                 <w:szCs w:val="32"/>
                 <w:lang w:eastAsia="zh-CN"/>
@@ -5148,7 +5142,6 @@
         <w:spacing w:after="120" w:line="300" w:lineRule="auto"/>
         <w:ind w:firstLine="420"/>
         <w:rPr>
-          <w:rFonts w:hint="eastAsia"/>
           <w:sz w:val="24"/>
           <w:szCs w:val="28"/>
         </w:rPr>
@@ -5771,7 +5764,7 @@
         <w:snapToGrid w:val="0"/>
         <w:spacing w:line="300" w:lineRule="auto"/>
         <w:rPr>
-          <w:rFonts w:ascii="楷体_GB2312" w:eastAsia="楷体_GB2312" w:hAnsi="Times New Roman" w:hint="eastAsia"/>
+          <w:rFonts w:ascii="楷体_GB2312" w:eastAsia="楷体_GB2312" w:hAnsi="Times New Roman"/>
           <w:bCs/>
           <w:sz w:val="28"/>
           <w:szCs w:val="28"/>
@@ -5810,7 +5803,7 @@
         <w:spacing w:after="120" w:line="300" w:lineRule="auto"/>
         <w:ind w:firstLine="420"/>
         <w:rPr>
-          <w:rFonts w:ascii="宋体" w:hAnsi="宋体"/>
+          <w:rFonts w:ascii="宋体" w:hAnsi="宋体" w:hint="eastAsia"/>
           <w:sz w:val="24"/>
           <w:szCs w:val="24"/>
         </w:rPr>
@@ -5917,7 +5910,7 @@
               <w:spacing w:line="300" w:lineRule="auto"/>
               <w:jc w:val="center"/>
               <w:rPr>
-                <w:rFonts w:ascii="黑体" w:eastAsia="黑体" w:hAnsi="黑体"/>
+                <w:rFonts w:ascii="黑体" w:eastAsia="黑体" w:hAnsi="黑体" w:hint="eastAsia"/>
                 <w:b/>
                 <w:bCs/>
                 <w:sz w:val="24"/>
@@ -6837,7 +6830,6 @@
       <w:pPr>
         <w:spacing w:line="300" w:lineRule="auto"/>
         <w:rPr>
-          <w:rFonts w:hint="eastAsia"/>
           <w:sz w:val="24"/>
           <w:szCs w:val="24"/>
         </w:rPr>
@@ -6858,42 +6850,50 @@
           <w:sz w:val="24"/>
           <w:szCs w:val="24"/>
         </w:rPr>
+        <w:t>从结果解释看，</w:t>
+      </w:r>
+      <w:r>
+        <w:rPr>
+          <w:rFonts w:ascii="宋体" w:hAnsi="宋体" w:hint="eastAsia"/>
+          <w:sz w:val="24"/>
+          <w:szCs w:val="24"/>
+        </w:rPr>
+        <w:t>模拟</w:t>
+      </w:r>
+      <w:r>
+        <w:rPr>
+          <w:rFonts w:ascii="宋体" w:hAnsi="宋体"/>
+          <w:sz w:val="24"/>
+          <w:szCs w:val="24"/>
+        </w:rPr>
+        <w:t>真实用户样本即使在某一两个指标上有偏差，综合距离</w:t>
+      </w:r>
+      <w:proofErr w:type="gramStart"/>
+      <w:r>
+        <w:rPr>
+          <w:rFonts w:ascii="宋体" w:hAnsi="宋体"/>
+          <w:sz w:val="24"/>
+          <w:szCs w:val="24"/>
+        </w:rPr>
+        <w:t>通常仍</w:t>
+      </w:r>
+      <w:proofErr w:type="gramEnd"/>
+      <w:r>
+        <w:rPr>
+          <w:rFonts w:ascii="宋体" w:hAnsi="宋体"/>
+          <w:sz w:val="24"/>
+          <w:szCs w:val="24"/>
+        </w:rPr>
+        <w:t>处于可</w:t>
+      </w:r>
+      <w:r>
+        <w:rPr>
+          <w:rFonts w:ascii="宋体" w:hAnsi="宋体"/>
+          <w:sz w:val="24"/>
+          <w:szCs w:val="24"/>
+        </w:rPr>
         <w:lastRenderedPageBreak/>
-        <w:t>从结果解释看，</w:t>
-      </w:r>
-      <w:r>
-        <w:rPr>
-          <w:rFonts w:ascii="宋体" w:hAnsi="宋体" w:hint="eastAsia"/>
-          <w:sz w:val="24"/>
-          <w:szCs w:val="24"/>
-        </w:rPr>
-        <w:t>模拟</w:t>
-      </w:r>
-      <w:r>
-        <w:rPr>
-          <w:rFonts w:ascii="宋体" w:hAnsi="宋体"/>
-          <w:sz w:val="24"/>
-          <w:szCs w:val="24"/>
-        </w:rPr>
-        <w:t>真实用户样本即使在某一两个指标上有偏差，综合距离</w:t>
-      </w:r>
-      <w:proofErr w:type="gramStart"/>
-      <w:r>
-        <w:rPr>
-          <w:rFonts w:ascii="宋体" w:hAnsi="宋体"/>
-          <w:sz w:val="24"/>
-          <w:szCs w:val="24"/>
-        </w:rPr>
-        <w:t>通常仍</w:t>
-      </w:r>
-      <w:proofErr w:type="gramEnd"/>
-      <w:r>
-        <w:rPr>
-          <w:rFonts w:ascii="宋体" w:hAnsi="宋体"/>
-          <w:sz w:val="24"/>
-          <w:szCs w:val="24"/>
-        </w:rPr>
-        <w:t>处于可接受范围；仿冒样本则经常同时在总输入时长、平均击键间隔、停顿比例或纠错比例上偏离模板，因此综合偏差更高。这个现象也符合直觉：攻击者只知道口令内容时，可以复制字符序列，但不容易复制输入节奏。</w:t>
+        <w:t>接受范围；仿冒样本则经常同时在总输入时长、平均击键间隔、停顿比例或纠错比例上偏离模板，因此综合偏差更高。这个现象也符合直觉：攻击者只知道口令内容时，可以复制字符序列，但不容易复制输入节奏。</w:t>
       </w:r>
     </w:p>
     <w:p>
@@ -6942,7 +6942,7 @@
         <w:spacing w:after="120" w:line="300" w:lineRule="auto"/>
         <w:ind w:firstLine="420"/>
         <w:rPr>
-          <w:rFonts w:ascii="宋体" w:hAnsi="宋体"/>
+          <w:rFonts w:ascii="宋体" w:hAnsi="宋体" w:hint="eastAsia"/>
           <w:sz w:val="24"/>
           <w:szCs w:val="28"/>
         </w:rPr>
@@ -6999,7 +6999,7 @@
         <w:spacing w:line="300" w:lineRule="auto"/>
         <w:ind w:firstLine="420"/>
         <w:rPr>
-          <w:rFonts w:ascii="宋体" w:hAnsi="宋体"/>
+          <w:rFonts w:ascii="宋体" w:hAnsi="宋体" w:hint="eastAsia"/>
           <w:sz w:val="24"/>
           <w:szCs w:val="28"/>
         </w:rPr>
@@ -7021,7 +7021,7 @@
         <w:spacing w:line="300" w:lineRule="auto"/>
         <w:ind w:firstLine="420"/>
         <w:rPr>
-          <w:rFonts w:ascii="宋体" w:hAnsi="宋体"/>
+          <w:rFonts w:ascii="宋体" w:hAnsi="宋体" w:hint="eastAsia"/>
           <w:sz w:val="24"/>
           <w:szCs w:val="28"/>
         </w:rPr>
@@ -7101,7 +7101,7 @@
         <w:spacing w:line="300" w:lineRule="auto"/>
         <w:ind w:firstLine="420"/>
         <w:rPr>
-          <w:rFonts w:ascii="宋体" w:hAnsi="宋体"/>
+          <w:rFonts w:ascii="宋体" w:hAnsi="宋体" w:hint="eastAsia"/>
           <w:sz w:val="24"/>
           <w:szCs w:val="28"/>
         </w:rPr>
@@ -7141,19 +7141,97 @@
         <w:spacing w:line="300" w:lineRule="auto"/>
         <w:ind w:firstLine="420"/>
         <w:rPr>
+          <w:rFonts w:ascii="宋体" w:hAnsi="宋体" w:hint="eastAsia"/>
+          <w:sz w:val="24"/>
+          <w:szCs w:val="28"/>
+        </w:rPr>
+      </w:pPr>
+      <w:r>
+        <w:rPr>
           <w:rFonts w:ascii="宋体" w:hAnsi="宋体"/>
           <w:sz w:val="24"/>
           <w:szCs w:val="28"/>
         </w:rPr>
-      </w:pPr>
-      <w:r>
+        <w:t>总体来看，系统体现了“口令秘密 + 个体习惯”的增强认证思路。但其仍属于轻量级本地认证原型，在模板保护、真实用户样本规模、长期稳定性和异常登录处理方面仍需完善，暂不适合直接用于高安全等级认证场景。</w:t>
+      </w:r>
+    </w:p>
+    <w:p>
+      <w:pPr>
+        <w:widowControl/>
+        <w:adjustRightInd w:val="0"/>
+        <w:snapToGrid w:val="0"/>
+        <w:spacing w:line="300" w:lineRule="auto"/>
+        <w:rPr>
+          <w:rFonts w:ascii="楷体_GB2312" w:eastAsia="楷体_GB2312" w:hAnsi="Times New Roman"/>
+          <w:bCs/>
+          <w:sz w:val="24"/>
+          <w:szCs w:val="24"/>
+        </w:rPr>
+      </w:pPr>
+    </w:p>
+    <w:p>
+      <w:pPr>
+        <w:widowControl/>
+        <w:adjustRightInd w:val="0"/>
+        <w:snapToGrid w:val="0"/>
+        <w:spacing w:line="300" w:lineRule="auto"/>
         <w:rPr>
           <w:rFonts w:ascii="宋体" w:hAnsi="宋体"/>
           <w:sz w:val="24"/>
           <w:szCs w:val="28"/>
         </w:rPr>
-        <w:t>总体来看，系统体现了“口令秘密 + 个体习惯”的增强认证思路。但其仍属于轻量级本地认证原型，在模板保护、真实用户样本规模、长期稳定性和异常登录处理方面仍需完善，暂不适合直接用于高安全等级认证场景。</w:t>
-      </w:r>
+      </w:pPr>
+      <w:r>
+        <w:rPr>
+          <w:rFonts w:ascii="宋体" w:hAnsi="宋体" w:hint="eastAsia"/>
+          <w:sz w:val="24"/>
+          <w:szCs w:val="28"/>
+        </w:rPr>
+        <w:t>附</w:t>
+      </w:r>
+      <w:proofErr w:type="spellStart"/>
+      <w:r>
+        <w:rPr>
+          <w:rFonts w:ascii="宋体" w:hAnsi="宋体" w:hint="eastAsia"/>
+          <w:sz w:val="24"/>
+          <w:szCs w:val="28"/>
+        </w:rPr>
+        <w:t>github</w:t>
+      </w:r>
+      <w:proofErr w:type="spellEnd"/>
+      <w:r>
+        <w:rPr>
+          <w:rFonts w:ascii="宋体" w:hAnsi="宋体" w:hint="eastAsia"/>
+          <w:sz w:val="24"/>
+          <w:szCs w:val="28"/>
+        </w:rPr>
+        <w:t>仓库地址：</w:t>
+      </w:r>
+    </w:p>
+    <w:p>
+      <w:pPr>
+        <w:widowControl/>
+        <w:adjustRightInd w:val="0"/>
+        <w:snapToGrid w:val="0"/>
+        <w:spacing w:line="300" w:lineRule="auto"/>
+        <w:rPr>
+          <w:rFonts w:ascii="楷体_GB2312" w:eastAsia="楷体_GB2312" w:hAnsi="Times New Roman" w:hint="eastAsia"/>
+          <w:bCs/>
+          <w:sz w:val="24"/>
+          <w:szCs w:val="24"/>
+        </w:rPr>
+      </w:pPr>
+      <w:hyperlink r:id="rId16" w:history="1">
+        <w:r>
+          <w:rPr>
+            <w:rStyle w:val="ac"/>
+            <w:rFonts w:ascii="宋体" w:hAnsi="宋体"/>
+            <w:sz w:val="24"/>
+            <w:szCs w:val="28"/>
+          </w:rPr>
+          <w:t>zyn325604/Behavioral-Password: 密码学导论大作业：行为口令认证系统</w:t>
+        </w:r>
+      </w:hyperlink>
     </w:p>
     <w:p>
       <w:pPr>
@@ -8232,6 +8310,29 @@
       <w:szCs w:val="20"/>
     </w:rPr>
   </w:style>
+  <w:style w:type="character" w:styleId="ac">
+    <w:name w:val="Hyperlink"/>
+    <w:basedOn w:val="a1"/>
+    <w:uiPriority w:val="99"/>
+    <w:unhideWhenUsed/>
+    <w:rsid w:val="005F21B4"/>
+    <w:rPr>
+      <w:color w:val="0000FF" w:themeColor="hyperlink"/>
+      <w:u w:val="single"/>
+    </w:rPr>
+  </w:style>
+  <w:style w:type="character" w:styleId="ad">
+    <w:name w:val="Unresolved Mention"/>
+    <w:basedOn w:val="a1"/>
+    <w:uiPriority w:val="99"/>
+    <w:semiHidden/>
+    <w:unhideWhenUsed/>
+    <w:rsid w:val="005F21B4"/>
+    <w:rPr>
+      <w:color w:val="605E5C"/>
+      <w:shd w:val="clear" w:color="auto" w:fill="E1DFDD"/>
+    </w:rPr>
+  </w:style>
 </w:styles>
 </file>
 
@@ -8521,10 +8622,6 @@
 </file>
 
 <file path=customXml/item1.xml><?xml version="1.0" encoding="utf-8"?>
-<b:Sources xmlns:b="http://schemas.openxmlformats.org/officeDocument/2006/bibliography" xmlns="http://schemas.openxmlformats.org/officeDocument/2006/bibliography" SelectedStyle="\APA.XSL" StyleName="APA"/>
-</file>
-
-<file path=customXml/item2.xml><?xml version="1.0" encoding="utf-8"?>
 <s:customData xmlns="http://www.wps.cn/officeDocument/2013/wpsCustomData" xmlns:s="http://www.wps.cn/officeDocument/2013/wpsCustomData">
   <customSectProps>
     <customSectPr/>
@@ -8538,18 +8635,22 @@
 </s:customData>
 </file>
 
+<file path=customXml/item2.xml><?xml version="1.0" encoding="utf-8"?>
+<b:Sources xmlns:b="http://schemas.openxmlformats.org/officeDocument/2006/bibliography" xmlns="http://schemas.openxmlformats.org/officeDocument/2006/bibliography" SelectedStyle="\APA.XSL" StyleName="APA"/>
+</file>
+
 <file path=customXml/itemProps1.xml><?xml version="1.0" encoding="utf-8"?>
+<ds:datastoreItem xmlns:ds="http://schemas.openxmlformats.org/officeDocument/2006/customXml" ds:itemID="{B1977F7D-205B-4081-913C-38D41E755F92}">
+  <ds:schemaRefs>
+    <ds:schemaRef ds:uri="http://www.wps.cn/officeDocument/2013/wpsCustomData"/>
+  </ds:schemaRefs>
+</ds:datastoreItem>
+</file>
+
+<file path=customXml/itemProps2.xml><?xml version="1.0" encoding="utf-8"?>
 <ds:datastoreItem xmlns:ds="http://schemas.openxmlformats.org/officeDocument/2006/customXml" ds:itemID="{1EEFF8F8-817C-46C2-B7C0-7F1D2A20EB12}">
   <ds:schemaRefs>
     <ds:schemaRef ds:uri="http://schemas.openxmlformats.org/officeDocument/2006/bibliography"/>
   </ds:schemaRefs>
 </ds:datastoreItem>
-</file>
-
-<file path=customXml/itemProps2.xml><?xml version="1.0" encoding="utf-8"?>
-<ds:datastoreItem xmlns:ds="http://schemas.openxmlformats.org/officeDocument/2006/customXml" ds:itemID="{B1977F7D-205B-4081-913C-38D41E755F92}">
-  <ds:schemaRefs>
-    <ds:schemaRef ds:uri="http://www.wps.cn/officeDocument/2013/wpsCustomData"/>
-  </ds:schemaRefs>
-</ds:datastoreItem>
 </file>